--- a/Assignment-2 (AndroidBroadcast)/docs/AndroidBroadcast_Project_Report.docx
+++ b/Assignment-2 (AndroidBroadcast)/docs/AndroidBroadcast_Project_Report.docx
@@ -38,10 +38,7 @@
     </w:p>
     <w:p>
       <w:r>
-        <w:t>The</w:t>
-      </w:r>
-      <w:r>
-        <w:t xml:space="preserve"> Android app can:</w:t>
+        <w:t>The Android app can:</w:t>
       </w:r>
     </w:p>
     <w:p>
@@ -116,7 +113,13 @@
         <w:pStyle w:val="ListBullet"/>
       </w:pPr>
       <w:r>
-        <w:t>Permission: INTERNET (needed to load online images, video, and audio)</w:t>
+        <w:t xml:space="preserve">Permission: </w:t>
+      </w:r>
+      <w:r>
+        <w:t>Internet</w:t>
+      </w:r>
+      <w:r>
+        <w:t xml:space="preserve"> (needed to load online images, video, and audio)</w:t>
       </w:r>
     </w:p>
     <w:p>
@@ -366,7 +369,15 @@
         <w:ind w:left="720"/>
       </w:pPr>
       <w:r>
-        <w:t>All the code is written in one Kotlin file called MainActivity.kt. Different functions are used for different screens, which keeps the project organized.</w:t>
+        <w:t xml:space="preserve">All the code is written in one Kotlin file called MainActivity.kt. Different functions are used for different screens which </w:t>
+      </w:r>
+      <w:proofErr w:type="gramStart"/>
+      <w:r>
+        <w:t>keeps</w:t>
+      </w:r>
+      <w:proofErr w:type="gramEnd"/>
+      <w:r>
+        <w:t xml:space="preserve"> the project organized.</w:t>
       </w:r>
     </w:p>
     <w:p>
@@ -540,11 +551,13 @@
     <w:p>
       <w:pPr>
         <w:pStyle w:val="ListNumber"/>
+        <w:numPr>
+          <w:ilvl w:val="0"/>
+          <w:numId w:val="12"/>
+        </w:numPr>
         <w:tabs>
-          <w:tab w:val="clear" w:pos="360"/>
           <w:tab w:val="num" w:pos="720"/>
         </w:tabs>
-        <w:ind w:left="720"/>
       </w:pPr>
       <w:r>
         <w:t>The app downloads a picture from the internet.</w:t>
@@ -553,11 +566,13 @@
     <w:p>
       <w:pPr>
         <w:pStyle w:val="ListNumber"/>
+        <w:numPr>
+          <w:ilvl w:val="0"/>
+          <w:numId w:val="12"/>
+        </w:numPr>
         <w:tabs>
-          <w:tab w:val="clear" w:pos="360"/>
           <w:tab w:val="num" w:pos="720"/>
         </w:tabs>
-        <w:ind w:left="720"/>
       </w:pPr>
       <w:r>
         <w:t>It displays the picture on the screen.</w:t>
@@ -566,24 +581,36 @@
     <w:p>
       <w:pPr>
         <w:pStyle w:val="ListNumber"/>
+        <w:numPr>
+          <w:ilvl w:val="0"/>
+          <w:numId w:val="12"/>
+        </w:numPr>
         <w:tabs>
-          <w:tab w:val="clear" w:pos="360"/>
           <w:tab w:val="num" w:pos="720"/>
         </w:tabs>
-        <w:ind w:left="720"/>
       </w:pPr>
       <w:r>
-        <w:t>The user places two fingers on the picture.</w:t>
+        <w:t xml:space="preserve">The user </w:t>
+      </w:r>
+      <w:proofErr w:type="gramStart"/>
+      <w:r>
+        <w:t>places</w:t>
+      </w:r>
+      <w:proofErr w:type="gramEnd"/>
+      <w:r>
+        <w:t xml:space="preserve"> two fingers on the picture.</w:t>
       </w:r>
     </w:p>
     <w:p>
       <w:pPr>
         <w:pStyle w:val="ListNumber"/>
+        <w:numPr>
+          <w:ilvl w:val="0"/>
+          <w:numId w:val="12"/>
+        </w:numPr>
         <w:tabs>
-          <w:tab w:val="clear" w:pos="360"/>
           <w:tab w:val="num" w:pos="720"/>
         </w:tabs>
-        <w:ind w:left="720"/>
       </w:pPr>
       <w:r>
         <w:t>Spreading the fingers makes the picture bigger.</w:t>
@@ -592,11 +619,13 @@
     <w:p>
       <w:pPr>
         <w:pStyle w:val="ListNumber"/>
+        <w:numPr>
+          <w:ilvl w:val="0"/>
+          <w:numId w:val="12"/>
+        </w:numPr>
         <w:tabs>
-          <w:tab w:val="clear" w:pos="360"/>
           <w:tab w:val="num" w:pos="720"/>
         </w:tabs>
-        <w:ind w:left="720"/>
       </w:pPr>
       <w:r>
         <w:t>Pinching the fingers makes the picture smaller.</w:t>
@@ -816,11 +845,13 @@
     <w:p>
       <w:pPr>
         <w:pStyle w:val="ListNumber"/>
+        <w:numPr>
+          <w:ilvl w:val="0"/>
+          <w:numId w:val="11"/>
+        </w:numPr>
         <w:tabs>
-          <w:tab w:val="clear" w:pos="360"/>
           <w:tab w:val="num" w:pos="720"/>
         </w:tabs>
-        <w:ind w:left="720"/>
       </w:pPr>
       <w:r>
         <w:t>Open the project in Android Studio Rabbit 1.</w:t>
@@ -829,24 +860,33 @@
     <w:p>
       <w:pPr>
         <w:pStyle w:val="ListNumber"/>
+        <w:numPr>
+          <w:ilvl w:val="0"/>
+          <w:numId w:val="11"/>
+        </w:numPr>
         <w:tabs>
-          <w:tab w:val="clear" w:pos="360"/>
           <w:tab w:val="num" w:pos="720"/>
         </w:tabs>
-        <w:ind w:left="720"/>
-      </w:pPr>
+      </w:pPr>
+      <w:proofErr w:type="gramStart"/>
       <w:r>
-        <w:t>Wait for Gradle Sync to finish.</w:t>
+        <w:t>Wait</w:t>
+      </w:r>
+      <w:proofErr w:type="gramEnd"/>
+      <w:r>
+        <w:t xml:space="preserve"> for Gradle Sync to finish.</w:t>
       </w:r>
     </w:p>
     <w:p>
       <w:pPr>
         <w:pStyle w:val="ListNumber"/>
+        <w:numPr>
+          <w:ilvl w:val="0"/>
+          <w:numId w:val="11"/>
+        </w:numPr>
         <w:tabs>
-          <w:tab w:val="clear" w:pos="360"/>
           <w:tab w:val="num" w:pos="720"/>
         </w:tabs>
-        <w:ind w:left="720"/>
       </w:pPr>
       <w:r>
         <w:t>Open AndroidManifest.xml.</w:t>
@@ -855,24 +895,34 @@
     <w:p>
       <w:pPr>
         <w:pStyle w:val="ListNumber"/>
+        <w:numPr>
+          <w:ilvl w:val="0"/>
+          <w:numId w:val="11"/>
+        </w:numPr>
         <w:tabs>
-          <w:tab w:val="clear" w:pos="360"/>
           <w:tab w:val="num" w:pos="720"/>
         </w:tabs>
-        <w:ind w:left="720"/>
       </w:pPr>
       <w:r>
-        <w:t>Add the INTERNET permission above the application section.</w:t>
+        <w:t xml:space="preserve">Add the </w:t>
+      </w:r>
+      <w:r>
+        <w:t>Internet</w:t>
+      </w:r>
+      <w:r>
+        <w:t xml:space="preserve"> permission above the application section.</w:t>
       </w:r>
     </w:p>
     <w:p>
       <w:pPr>
         <w:pStyle w:val="ListNumber"/>
+        <w:numPr>
+          <w:ilvl w:val="0"/>
+          <w:numId w:val="11"/>
+        </w:numPr>
         <w:tabs>
-          <w:tab w:val="clear" w:pos="360"/>
           <w:tab w:val="num" w:pos="720"/>
         </w:tabs>
-        <w:ind w:left="720"/>
       </w:pPr>
       <w:r>
         <w:t>Create an Android emulator or connect an Android phone.</w:t>
@@ -881,11 +931,13 @@
     <w:p>
       <w:pPr>
         <w:pStyle w:val="ListNumber"/>
+        <w:numPr>
+          <w:ilvl w:val="0"/>
+          <w:numId w:val="11"/>
+        </w:numPr>
         <w:tabs>
-          <w:tab w:val="clear" w:pos="360"/>
           <w:tab w:val="num" w:pos="720"/>
         </w:tabs>
-        <w:ind w:left="720"/>
       </w:pPr>
       <w:r>
         <w:t>Press the green Run button in Android Studio.</w:t>
@@ -917,7 +969,6 @@
         <w:t>and Limitations</w:t>
       </w:r>
     </w:p>
-    <w:p/>
     <w:p>
       <w:pPr>
         <w:pStyle w:val="ListParagraph"/>
@@ -930,7 +981,6 @@
         <w:t>We used Jetpack Compose to design the screens instead of traditional XML layouts and separate Fragment classes. Each screen is created using a Kotlin function.</w:t>
       </w:r>
     </w:p>
-    <w:p/>
     <w:p>
       <w:pPr>
         <w:pStyle w:val="ListParagraph"/>
@@ -946,12 +996,6 @@
     <w:p>
       <w:pPr>
         <w:pStyle w:val="ListParagraph"/>
-      </w:pPr>
-    </w:p>
-    <w:p/>
-    <w:p>
-      <w:pPr>
-        <w:pStyle w:val="ListParagraph"/>
         <w:numPr>
           <w:ilvl w:val="0"/>
           <w:numId w:val="10"/>
@@ -961,7 +1005,6 @@
         <w:t>We used a simple variable to remember which screen the user selected instead of using a separate Navigation library.</w:t>
       </w:r>
     </w:p>
-    <w:p/>
     <w:p>
       <w:pPr>
         <w:pStyle w:val="ListParagraph"/>
@@ -1259,6 +1302,186 @@
     </w:lvl>
   </w:abstractNum>
   <w:abstractNum w:abstractNumId="9" w15:restartNumberingAfterBreak="0">
+    <w:nsid w:val="06A171E8"/>
+    <w:multiLevelType w:val="hybridMultilevel"/>
+    <w:tmpl w:val="AFB8A69C"/>
+    <w:lvl w:ilvl="0" w:tplc="289E7EA2">
+      <w:start w:val="1"/>
+      <w:numFmt w:val="decimal"/>
+      <w:lvlText w:val="%1"/>
+      <w:lvlJc w:val="left"/>
+      <w:pPr>
+        <w:ind w:left="720" w:hanging="360"/>
+      </w:pPr>
+      <w:rPr>
+        <w:rFonts w:hint="default"/>
+        <w:b w:val="0"/>
+        <w:bCs w:val="0"/>
+      </w:rPr>
+    </w:lvl>
+    <w:lvl w:ilvl="1" w:tplc="04090019" w:tentative="1">
+      <w:start w:val="1"/>
+      <w:numFmt w:val="lowerLetter"/>
+      <w:lvlText w:val="%2."/>
+      <w:lvlJc w:val="left"/>
+      <w:pPr>
+        <w:ind w:left="1440" w:hanging="360"/>
+      </w:pPr>
+    </w:lvl>
+    <w:lvl w:ilvl="2" w:tplc="0409001B" w:tentative="1">
+      <w:start w:val="1"/>
+      <w:numFmt w:val="lowerRoman"/>
+      <w:lvlText w:val="%3."/>
+      <w:lvlJc w:val="right"/>
+      <w:pPr>
+        <w:ind w:left="2160" w:hanging="180"/>
+      </w:pPr>
+    </w:lvl>
+    <w:lvl w:ilvl="3" w:tplc="0409000F" w:tentative="1">
+      <w:start w:val="1"/>
+      <w:numFmt w:val="decimal"/>
+      <w:lvlText w:val="%4."/>
+      <w:lvlJc w:val="left"/>
+      <w:pPr>
+        <w:ind w:left="2880" w:hanging="360"/>
+      </w:pPr>
+    </w:lvl>
+    <w:lvl w:ilvl="4" w:tplc="04090019" w:tentative="1">
+      <w:start w:val="1"/>
+      <w:numFmt w:val="lowerLetter"/>
+      <w:lvlText w:val="%5."/>
+      <w:lvlJc w:val="left"/>
+      <w:pPr>
+        <w:ind w:left="3600" w:hanging="360"/>
+      </w:pPr>
+    </w:lvl>
+    <w:lvl w:ilvl="5" w:tplc="0409001B" w:tentative="1">
+      <w:start w:val="1"/>
+      <w:numFmt w:val="lowerRoman"/>
+      <w:lvlText w:val="%6."/>
+      <w:lvlJc w:val="right"/>
+      <w:pPr>
+        <w:ind w:left="4320" w:hanging="180"/>
+      </w:pPr>
+    </w:lvl>
+    <w:lvl w:ilvl="6" w:tplc="0409000F" w:tentative="1">
+      <w:start w:val="1"/>
+      <w:numFmt w:val="decimal"/>
+      <w:lvlText w:val="%7."/>
+      <w:lvlJc w:val="left"/>
+      <w:pPr>
+        <w:ind w:left="5040" w:hanging="360"/>
+      </w:pPr>
+    </w:lvl>
+    <w:lvl w:ilvl="7" w:tplc="04090019" w:tentative="1">
+      <w:start w:val="1"/>
+      <w:numFmt w:val="lowerLetter"/>
+      <w:lvlText w:val="%8."/>
+      <w:lvlJc w:val="left"/>
+      <w:pPr>
+        <w:ind w:left="5760" w:hanging="360"/>
+      </w:pPr>
+    </w:lvl>
+    <w:lvl w:ilvl="8" w:tplc="0409001B" w:tentative="1">
+      <w:start w:val="1"/>
+      <w:numFmt w:val="lowerRoman"/>
+      <w:lvlText w:val="%9."/>
+      <w:lvlJc w:val="right"/>
+      <w:pPr>
+        <w:ind w:left="6480" w:hanging="180"/>
+      </w:pPr>
+    </w:lvl>
+  </w:abstractNum>
+  <w:abstractNum w:abstractNumId="10" w15:restartNumberingAfterBreak="0">
+    <w:nsid w:val="506873B5"/>
+    <w:multiLevelType w:val="hybridMultilevel"/>
+    <w:tmpl w:val="97DE8366"/>
+    <w:lvl w:ilvl="0" w:tplc="352C6AFA">
+      <w:start w:val="1"/>
+      <w:numFmt w:val="decimal"/>
+      <w:lvlText w:val="%1"/>
+      <w:lvlJc w:val="left"/>
+      <w:pPr>
+        <w:ind w:left="720" w:hanging="360"/>
+      </w:pPr>
+      <w:rPr>
+        <w:rFonts w:hint="default"/>
+      </w:rPr>
+    </w:lvl>
+    <w:lvl w:ilvl="1" w:tplc="04090019" w:tentative="1">
+      <w:start w:val="1"/>
+      <w:numFmt w:val="lowerLetter"/>
+      <w:lvlText w:val="%2."/>
+      <w:lvlJc w:val="left"/>
+      <w:pPr>
+        <w:ind w:left="1440" w:hanging="360"/>
+      </w:pPr>
+    </w:lvl>
+    <w:lvl w:ilvl="2" w:tplc="0409001B" w:tentative="1">
+      <w:start w:val="1"/>
+      <w:numFmt w:val="lowerRoman"/>
+      <w:lvlText w:val="%3."/>
+      <w:lvlJc w:val="right"/>
+      <w:pPr>
+        <w:ind w:left="2160" w:hanging="180"/>
+      </w:pPr>
+    </w:lvl>
+    <w:lvl w:ilvl="3" w:tplc="0409000F" w:tentative="1">
+      <w:start w:val="1"/>
+      <w:numFmt w:val="decimal"/>
+      <w:lvlText w:val="%4."/>
+      <w:lvlJc w:val="left"/>
+      <w:pPr>
+        <w:ind w:left="2880" w:hanging="360"/>
+      </w:pPr>
+    </w:lvl>
+    <w:lvl w:ilvl="4" w:tplc="04090019" w:tentative="1">
+      <w:start w:val="1"/>
+      <w:numFmt w:val="lowerLetter"/>
+      <w:lvlText w:val="%5."/>
+      <w:lvlJc w:val="left"/>
+      <w:pPr>
+        <w:ind w:left="3600" w:hanging="360"/>
+      </w:pPr>
+    </w:lvl>
+    <w:lvl w:ilvl="5" w:tplc="0409001B" w:tentative="1">
+      <w:start w:val="1"/>
+      <w:numFmt w:val="lowerRoman"/>
+      <w:lvlText w:val="%6."/>
+      <w:lvlJc w:val="right"/>
+      <w:pPr>
+        <w:ind w:left="4320" w:hanging="180"/>
+      </w:pPr>
+    </w:lvl>
+    <w:lvl w:ilvl="6" w:tplc="0409000F" w:tentative="1">
+      <w:start w:val="1"/>
+      <w:numFmt w:val="decimal"/>
+      <w:lvlText w:val="%7."/>
+      <w:lvlJc w:val="left"/>
+      <w:pPr>
+        <w:ind w:left="5040" w:hanging="360"/>
+      </w:pPr>
+    </w:lvl>
+    <w:lvl w:ilvl="7" w:tplc="04090019" w:tentative="1">
+      <w:start w:val="1"/>
+      <w:numFmt w:val="lowerLetter"/>
+      <w:lvlText w:val="%8."/>
+      <w:lvlJc w:val="left"/>
+      <w:pPr>
+        <w:ind w:left="5760" w:hanging="360"/>
+      </w:pPr>
+    </w:lvl>
+    <w:lvl w:ilvl="8" w:tplc="0409001B" w:tentative="1">
+      <w:start w:val="1"/>
+      <w:numFmt w:val="lowerRoman"/>
+      <w:lvlText w:val="%9."/>
+      <w:lvlJc w:val="right"/>
+      <w:pPr>
+        <w:ind w:left="6480" w:hanging="180"/>
+      </w:pPr>
+    </w:lvl>
+  </w:abstractNum>
+  <w:abstractNum w:abstractNumId="11" w15:restartNumberingAfterBreak="0">
     <w:nsid w:val="7895447D"/>
     <w:multiLevelType w:val="hybridMultilevel"/>
     <w:tmpl w:val="88BAE802"/>
@@ -1399,7 +1622,13 @@
     <w:abstractNumId w:val="0"/>
   </w:num>
   <w:num w:numId="10" w16cid:durableId="300313106">
+    <w:abstractNumId w:val="11"/>
+  </w:num>
+  <w:num w:numId="11" w16cid:durableId="140579413">
     <w:abstractNumId w:val="9"/>
+  </w:num>
+  <w:num w:numId="12" w16cid:durableId="501549293">
+    <w:abstractNumId w:val="10"/>
   </w:num>
 </w:numbering>
 </file>
